--- a/samples/saas/revised.docx
+++ b/samples/saas/revised.docx
@@ -9,7 +9,7 @@
     </w:p>
     <w:p>
       <w:r>
-        <w:t xml:space="preserve">Northline Software LLC will provide the hosted workspace described in this Order Form to Customer.</w:t>
+        <w:t xml:space="preserve">Northline Software Ltd will provide the hosted workspace described in this Order Form to the Customer.</w:t>
       </w:r>
     </w:p>
     <w:p>
@@ -19,7 +19,7 @@
     </w:p>
     <w:p>
       <w:r>
-        <w:t xml:space="preserve">Customer shall pay $24,000 per year, due net thirty (30) days from the invoice date.</w:t>
+        <w:t xml:space="preserve">The Customer shall pay £24,000 per year, plus VAT, due 30 days from the invoice date.</w:t>
       </w:r>
     </w:p>
     <w:p>
@@ -39,7 +39,7 @@
     </w:p>
     <w:p>
       <w:r>
-        <w:t xml:space="preserve">Customer's liability shall be unlimited. Vendor's aggregate liability is capped at the fees paid under this Order in the prior twelve (12) months.</w:t>
+        <w:t xml:space="preserve">The Customer's liability shall be unlimited. The Supplier's aggregate liability is capped at the fees paid under this Order in the prior twelve (12) months.</w:t>
       </w:r>
     </w:p>
     <w:p>
@@ -49,7 +49,7 @@
     </w:p>
     <w:p>
       <w:r>
-        <w:t xml:space="preserve">Vendor may assign this Order without the consent of Customer.</w:t>
+        <w:t xml:space="preserve">The Supplier may assign this Order without the consent of the Customer.</w:t>
       </w:r>
     </w:p>
     <w:p>
@@ -59,7 +59,7 @@
     </w:p>
     <w:p>
       <w:r>
-        <w:t xml:space="preserve">This Order is governed by the laws of the State of Texas. Venue and notices under Section 7 shall follow the Vendor's then-current address.</w:t>
+        <w:t xml:space="preserve">This Order is governed by the law of New York. The parties submit to the non-exclusive jurisdiction of the courts of New York. Notices under Section 7 shall be sent to the Supplier's current address.</w:t>
       </w:r>
     </w:p>
     <w:sectPr>
